--- a/outputs/public_bundle/library/CSC662/papers/CSC662 Seed 03 2026.docx
+++ b/outputs/public_bundle/library/CSC662/papers/CSC662 Seed 03 2026.docx
@@ -25,7 +25,7 @@
           <w:w w:val="105"/>
           <w:sz w:val="19"/>
         </w:rPr>
-        <w:t xml:space="preserve">CONFIDENTIAL                           MOCK EXAM 2026</w:t>
+        <w:t>CONFIDENTIAL</w:t>
       </w:r>
       <w:r>
         <w:rPr>
@@ -47,6 +47,41 @@
           <w:position w:val="-88"/>
           <w:sz w:val="19"/>
         </w:rPr>
+        <w:drawing>
+          <wp:inline distT="0" distB="0" distL="0" distR="0" wp14:anchorId="1134D1C5" wp14:editId="32602B83">
+            <wp:extent cx="553212" cy="662940"/>
+            <wp:effectExtent l="0" t="0" r="0" b="0"/>
+            <wp:docPr id="1" name="image1.jpeg"/>
+            <wp:cNvGraphicFramePr>
+              <a:graphicFrameLocks xmlns:a="http://schemas.openxmlformats.org/drawingml/2006/main" noChangeAspect="1"/>
+            </wp:cNvGraphicFramePr>
+            <a:graphic xmlns:a="http://schemas.openxmlformats.org/drawingml/2006/main">
+              <a:graphicData uri="http://schemas.openxmlformats.org/drawingml/2006/picture">
+                <pic:pic xmlns:pic="http://schemas.openxmlformats.org/drawingml/2006/picture">
+                  <pic:nvPicPr>
+                    <pic:cNvPr id="2" name="image1.jpeg"/>
+                    <pic:cNvPicPr/>
+                  </pic:nvPicPr>
+                  <pic:blipFill>
+                    <a:blip r:embed="rId7" cstate="print"/>
+                    <a:stretch>
+                      <a:fillRect/>
+                    </a:stretch>
+                  </pic:blipFill>
+                  <pic:spPr>
+                    <a:xfrm>
+                      <a:off x="0" y="0"/>
+                      <a:ext cx="553212" cy="662940"/>
+                    </a:xfrm>
+                    <a:prstGeom prst="rect">
+                      <a:avLst/>
+                    </a:prstGeom>
+                  </pic:spPr>
+                </pic:pic>
+              </a:graphicData>
+            </a:graphic>
+          </wp:inline>
+        </w:drawing>
       </w:r>
       <w:r>
         <w:rPr>
@@ -55,7 +90,7 @@
           <w:color w:val="1C1C1C"/>
           <w:sz w:val="19"/>
         </w:rPr>
-        <w:t xml:space="preserve"/>
+        <w:t xml:space="preserve">                           </w:t>
       </w:r>
       <w:r>
         <w:rPr>
@@ -65,7 +100,7 @@
           <w:w w:val="105"/>
           <w:sz w:val="19"/>
         </w:rPr>
-        <w:t/>
+        <w:t>CS/MOCK OCT</w:t>
       </w:r>
       <w:r>
         <w:rPr>
@@ -76,7 +111,7 @@
           <w:w w:val="105"/>
           <w:sz w:val="19"/>
         </w:rPr>
-        <w:t xml:space="preserve"/>
+        <w:t xml:space="preserve"> </w:t>
       </w:r>
       <w:r>
         <w:rPr>
@@ -86,7 +121,7 @@
           <w:w w:val="105"/>
           <w:sz w:val="19"/>
         </w:rPr>
-        <w:t/>
+        <w:t>2026/CSC662</w:t>
       </w:r>
     </w:p>
     <w:p>
@@ -122,6 +157,16 @@
           <w:sz w:val="2"/>
           <w:szCs w:val="2"/>
         </w:rPr>
+        <w:pict w14:anchorId="6AB1BC87">
+          <v:group id="_x0000_s2083" style="width:238.35pt;height:1.45pt;mso-position-horizontal-relative:char;mso-position-vertical-relative:line" coordsize="4767,29">
+            <v:group id="_x0000_s2084" style="position:absolute;left:14;top:14;width:4738;height:2" coordorigin="14,14" coordsize="4738,2">
+              <v:shape id="_x0000_s2085" style="position:absolute;left:14;top:14;width:4738;height:2" coordorigin="14,14" coordsize="4738,0" path="m14,14r4738,e" filled="f" strokecolor="#34342f" strokeweight="1.44pt">
+                <v:path arrowok="t"/>
+              </v:shape>
+            </v:group>
+            <w10:anchorlock/>
+          </v:group>
+        </w:pict>
       </w:r>
     </w:p>
     <w:p>
@@ -142,7 +187,7 @@
           <w:w w:val="105"/>
           <w:sz w:val="23"/>
         </w:rPr>
-        <w:t xml:space="preserve">GENERIC UNIVERSITY FINAL EXAMINATION</w:t>
+        <w:t>UNIVERSITI</w:t>
       </w:r>
       <w:r>
         <w:rPr>
@@ -152,7 +197,7 @@
           <w:w w:val="105"/>
           <w:sz w:val="23"/>
         </w:rPr>
-        <w:t xml:space="preserve"/>
+        <w:t xml:space="preserve"> </w:t>
       </w:r>
       <w:r>
         <w:rPr>
@@ -161,7 +206,7 @@
           <w:w w:val="105"/>
           <w:sz w:val="23"/>
         </w:rPr>
-        <w:t/>
+        <w:t>TEKNOLOGI</w:t>
       </w:r>
       <w:r>
         <w:rPr>
@@ -171,7 +216,7 @@
           <w:w w:val="105"/>
           <w:sz w:val="23"/>
         </w:rPr>
-        <w:t xml:space="preserve"/>
+        <w:t xml:space="preserve"> </w:t>
       </w:r>
       <w:r>
         <w:rPr>
@@ -180,7 +225,7 @@
           <w:w w:val="105"/>
           <w:sz w:val="23"/>
         </w:rPr>
-        <w:t/>
+        <w:t>MARA</w:t>
       </w:r>
       <w:r>
         <w:rPr>
@@ -189,7 +234,7 @@
           <w:w w:val="104"/>
           <w:sz w:val="23"/>
         </w:rPr>
-        <w:t xml:space="preserve"/>
+        <w:t xml:space="preserve"> </w:t>
       </w:r>
       <w:r>
         <w:rPr>
@@ -199,7 +244,7 @@
           <w:w w:val="105"/>
           <w:sz w:val="23"/>
         </w:rPr>
-        <w:t/>
+        <w:t>FINAL</w:t>
       </w:r>
       <w:r>
         <w:rPr>
@@ -209,7 +254,7 @@
           <w:w w:val="105"/>
           <w:sz w:val="23"/>
         </w:rPr>
-        <w:t xml:space="preserve"/>
+        <w:t xml:space="preserve"> </w:t>
       </w:r>
       <w:r>
         <w:rPr>
@@ -219,7 +264,7 @@
           <w:w w:val="105"/>
           <w:sz w:val="23"/>
         </w:rPr>
-        <w:t/>
+        <w:t>EXAMINATION</w:t>
       </w:r>
     </w:p>
     <w:p>
@@ -255,6 +300,16 @@
           <w:sz w:val="2"/>
           <w:szCs w:val="2"/>
         </w:rPr>
+        <w:pict w14:anchorId="22DF349E">
+          <v:group id="_x0000_s2080" style="width:239.05pt;height:1.45pt;mso-position-horizontal-relative:char;mso-position-vertical-relative:line" coordsize="4781,29">
+            <v:group id="_x0000_s2081" style="position:absolute;left:14;top:14;width:4752;height:2" coordorigin="14,14" coordsize="4752,2">
+              <v:shape id="_x0000_s2082" style="position:absolute;left:14;top:14;width:4752;height:2" coordorigin="14,14" coordsize="4752,0" path="m14,14r4752,e" filled="f" strokecolor="#34342f" strokeweight="1.44pt">
+                <v:path arrowok="t"/>
+              </v:shape>
+            </v:group>
+            <w10:anchorlock/>
+          </v:group>
+        </w:pict>
       </w:r>
     </w:p>
     <w:p>
@@ -290,6 +345,211 @@
           <w:sz w:val="20"/>
           <w:szCs w:val="20"/>
         </w:rPr>
+        <w:pict w14:anchorId="56C17A98">
+          <v:group id="_x0000_s2069" style="width:457.95pt;height:128.9pt;mso-position-horizontal-relative:char;mso-position-vertical-relative:line" coordsize="9159,2578">
+            <v:group id="_x0000_s2078" style="position:absolute;left:22;top:58;width:9116;height:2" coordorigin="22,58" coordsize="9116,2">
+              <v:shape id="_x0000_s2079" style="position:absolute;left:22;top:58;width:9116;height:2" coordorigin="22,58" coordsize="9116,0" path="m22,58r9115,e" filled="f" strokecolor="#2b2b2b" strokeweight="2.16pt">
+                <v:path arrowok="t"/>
+              </v:shape>
+            </v:group>
+            <v:group id="_x0000_s2076" style="position:absolute;left:58;top:29;width:2;height:2513" coordorigin="58,29" coordsize="2,2513">
+              <v:shape id="_x0000_s2077" style="position:absolute;left:58;top:29;width:2;height:2513" coordorigin="58,29" coordsize="0,2513" path="m58,2542l58,29e" filled="f" strokecolor="#232323" strokeweight="2.52pt">
+                <v:path arrowok="t"/>
+              </v:shape>
+            </v:group>
+            <v:group id="_x0000_s2074" style="position:absolute;left:9101;top:22;width:2;height:2535" coordorigin="9101,22" coordsize="2,2535">
+              <v:shape id="_x0000_s2075" style="position:absolute;left:9101;top:22;width:2;height:2535" coordorigin="9101,22" coordsize="0,2535" path="m9101,2556r,-2534e" filled="f" strokecolor="#282828" strokeweight="2.16pt">
+                <v:path arrowok="t"/>
+              </v:shape>
+            </v:group>
+            <v:group id="_x0000_s2070" style="position:absolute;left:22;top:2506;width:9116;height:2" coordorigin="22,2506" coordsize="9116,2">
+              <v:shape id="_x0000_s2073" style="position:absolute;left:22;top:2506;width:9116;height:2" coordorigin="22,2506" coordsize="9116,0" path="m22,2506r9115,e" filled="f" strokecolor="#1f1f1f" strokeweight="2.16pt">
+                <v:path arrowok="t"/>
+              </v:shape>
+              <v:shapetype id="_x0000_t202" coordsize="21600,21600" o:spt="202" path="m,l,21600r21600,l21600,xe">
+                <v:stroke joinstyle="miter"/>
+                <v:path gradientshapeok="t" o:connecttype="rect"/>
+              </v:shapetype>
+              <v:shape id="_x0000_s2072" type="#_x0000_t202" style="position:absolute;left:331;top:526;width:2560;height:1541" filled="f" stroked="f">
+                <v:textbox inset="0,0,0,0">
+                  <w:txbxContent>
+                    <w:p>
+                      <w:pPr>
+                        <w:tabs>
+                          <w:tab w:val="left" w:pos="2130"/>
+                        </w:tabs>
+                        <w:spacing w:line="235" w:lineRule="exact"/>
+                        <w:rPr>
+                          <w:rFonts w:ascii="Arial" w:eastAsia="Arial" w:hAnsi="Arial" w:cs="Arial"/>
+                          <w:sz w:val="23"/>
+                          <w:szCs w:val="23"/>
+                        </w:rPr>
+                      </w:pPr>
+                      <w:r>
+                        <w:rPr>
+                          <w:rFonts w:ascii="Arial"/>
+                          <w:color w:val="2D2F2F"/>
+                          <w:sz w:val="23"/>
+                        </w:rPr>
+                        <w:t xml:space="preserve">COURSE</w:t>
+                        <w:tab/>
+                        <w:t xml:space="preserve">:</w:t>
+                      </w:r>
+                    </w:p>
+                    <w:p>
+                      <w:pPr>
+                        <w:tabs>
+                          <w:tab w:val="left" w:pos="2130"/>
+                        </w:tabs>
+                        <w:rPr>
+                          <w:rFonts w:ascii="Arial" w:eastAsia="Arial" w:hAnsi="Arial" w:cs="Arial"/>
+                          <w:sz w:val="23"/>
+                          <w:szCs w:val="23"/>
+                        </w:rPr>
+                        <w:spacing w:before="174" w:line="235" w:lineRule="exact"/>
+                      </w:pPr>
+                      <w:r>
+                        <w:rPr>
+                          <w:rFonts w:ascii="Arial"/>
+                          <w:color w:val="2D2F2F"/>
+                          <w:sz w:val="23"/>
+                        </w:rPr>
+                        <w:t xml:space="preserve">COURSE CODE</w:t>
+                        <w:tab/>
+                        <w:t xml:space="preserve">:</w:t>
+                      </w:r>
+                    </w:p>
+                    <w:p>
+                      <w:pPr>
+                        <w:tabs>
+                          <w:tab w:val="left" w:pos="2130"/>
+                        </w:tabs>
+                        <w:rPr>
+                          <w:rFonts w:ascii="Arial" w:eastAsia="Arial" w:hAnsi="Arial" w:cs="Arial"/>
+                          <w:sz w:val="23"/>
+                          <w:szCs w:val="23"/>
+                        </w:rPr>
+                        <w:spacing w:before="174" w:line="235" w:lineRule="exact"/>
+                      </w:pPr>
+                      <w:r>
+                        <w:rPr>
+                          <w:rFonts w:ascii="Arial"/>
+                          <w:color w:val="2D2F2F"/>
+                          <w:sz w:val="23"/>
+                        </w:rPr>
+                        <w:t xml:space="preserve">EXAMINATION</w:t>
+                        <w:tab/>
+                        <w:t xml:space="preserve">:</w:t>
+                      </w:r>
+                    </w:p>
+                    <w:p>
+                      <w:pPr>
+                        <w:tabs>
+                          <w:tab w:val="left" w:pos="2130"/>
+                        </w:tabs>
+                        <w:rPr>
+                          <w:rFonts w:ascii="Arial" w:eastAsia="Arial" w:hAnsi="Arial" w:cs="Arial"/>
+                          <w:sz w:val="23"/>
+                          <w:szCs w:val="23"/>
+                        </w:rPr>
+                        <w:spacing w:before="174" w:line="235" w:lineRule="exact"/>
+                      </w:pPr>
+                      <w:r>
+                        <w:rPr>
+                          <w:rFonts w:ascii="Arial"/>
+                          <w:color w:val="2D2F2F"/>
+                          <w:sz w:val="23"/>
+                        </w:rPr>
+                        <w:t xml:space="preserve">TIME</w:t>
+                        <w:tab/>
+                        <w:t xml:space="preserve">:</w:t>
+                      </w:r>
+                    </w:p>
+                  </w:txbxContent>
+                </v:textbox>
+              </v:shape>
+              <v:shape id="_x0000_s2071" type="#_x0000_t202" style="position:absolute;left:2952;top:526;width:2650;height:1541" filled="f" stroked="f">
+                <v:textbox inset="0,0,0,0">
+                  <w:txbxContent>
+                    <w:p>
+                      <w:pPr>
+                        <w:spacing w:line="235" w:lineRule="exact"/>
+                        <w:rPr>
+                          <w:rFonts w:ascii="Arial" w:eastAsia="Arial" w:hAnsi="Arial" w:cs="Arial"/>
+                          <w:sz w:val="23"/>
+                          <w:szCs w:val="23"/>
+                        </w:rPr>
+                      </w:pPr>
+                      <w:r>
+                        <w:rPr>
+                          <w:rFonts w:ascii="Arial"/>
+                          <w:color w:val="1C1C1C"/>
+                          <w:sz w:val="23"/>
+                        </w:rPr>
+                        <w:t xml:space="preserve">COMPUTER SECURITY</w:t>
+                      </w:r>
+                    </w:p>
+                    <w:p>
+                      <w:pPr>
+                        <w:rPr>
+                          <w:rFonts w:ascii="Arial" w:eastAsia="Arial" w:hAnsi="Arial" w:cs="Arial"/>
+                          <w:sz w:val="23"/>
+                          <w:szCs w:val="23"/>
+                        </w:rPr>
+                        <w:spacing w:before="174" w:line="235" w:lineRule="exact"/>
+                      </w:pPr>
+                      <w:r>
+                        <w:rPr>
+                          <w:rFonts w:ascii="Arial"/>
+                          <w:color w:val="1C1C1C"/>
+                          <w:sz w:val="23"/>
+                        </w:rPr>
+                        <w:t xml:space="preserve">CSC662</w:t>
+                      </w:r>
+                    </w:p>
+                    <w:p>
+                      <w:pPr>
+                        <w:rPr>
+                          <w:rFonts w:ascii="Arial" w:eastAsia="Arial" w:hAnsi="Arial" w:cs="Arial"/>
+                          <w:sz w:val="23"/>
+                          <w:szCs w:val="23"/>
+                        </w:rPr>
+                        <w:spacing w:before="174" w:line="235" w:lineRule="exact"/>
+                      </w:pPr>
+                      <w:r>
+                        <w:rPr>
+                          <w:rFonts w:ascii="Arial"/>
+                          <w:color w:val="1C1C1C"/>
+                          <w:sz w:val="23"/>
+                        </w:rPr>
+                        <w:t xml:space="preserve">OCTOBER 2026 (MOCK)</w:t>
+                      </w:r>
+                    </w:p>
+                    <w:p>
+                      <w:pPr>
+                        <w:rPr>
+                          <w:rFonts w:ascii="Arial" w:eastAsia="Arial" w:hAnsi="Arial" w:cs="Arial"/>
+                          <w:sz w:val="23"/>
+                          <w:szCs w:val="23"/>
+                        </w:rPr>
+                        <w:spacing w:before="174" w:line="235" w:lineRule="exact"/>
+                      </w:pPr>
+                      <w:r>
+                        <w:rPr>
+                          <w:rFonts w:ascii="Arial"/>
+                          <w:color w:val="1C1C1C"/>
+                          <w:sz w:val="23"/>
+                        </w:rPr>
+                        <w:t xml:space="preserve">3 HOURS</w:t>
+                      </w:r>
+                    </w:p>
+                  </w:txbxContent>
+                </v:textbox>
+              </v:shape>
+            </v:group>
+            <w10:anchorlock/>
+          </v:group>
+        </w:pict>
       </w:r>
     </w:p>
     <w:p>
@@ -2282,6 +2542,16 @@
           <w:sz w:val="2"/>
           <w:szCs w:val="2"/>
         </w:rPr>
+        <w:pict w14:anchorId="05191889">
+          <v:group id="_x0000_s2064" style="width:452.2pt;height:1.45pt;mso-position-horizontal-relative:char;mso-position-vertical-relative:line" coordsize="9044,29">
+            <v:group id="_x0000_s2065" style="position:absolute;left:14;top:14;width:9015;height:2" coordorigin="14,14" coordsize="9015,2">
+              <v:shape id="_x0000_s2066" style="position:absolute;left:14;top:14;width:9015;height:2" coordorigin="14,14" coordsize="9015,0" path="m14,14r9015,e" filled="f" strokecolor="#2f2f2f" strokeweight="1.44pt">
+                <v:path arrowok="t"/>
+              </v:shape>
+            </v:group>
+            <w10:anchorlock/>
+          </v:group>
+        </w:pict>
       </w:r>
     </w:p>
     <w:p>
@@ -2585,6 +2855,16 @@
           <w:sz w:val="2"/>
           <w:szCs w:val="2"/>
         </w:rPr>
+        <w:pict w14:anchorId="551720E5">
+          <v:group id="_x0000_s2061" style="width:452.9pt;height:1.45pt;mso-position-horizontal-relative:char;mso-position-vertical-relative:line" coordsize="9058,29">
+            <v:group id="_x0000_s2062" style="position:absolute;left:14;top:14;width:9029;height:2" coordorigin="14,14" coordsize="9029,2">
+              <v:shape id="_x0000_s2063" style="position:absolute;left:14;top:14;width:9029;height:2" coordorigin="14,14" coordsize="9029,0" path="m14,14r9029,e" filled="f" strokecolor="#2f2f2f" strokeweight="1.44pt">
+                <v:path arrowok="t"/>
+              </v:shape>
+            </v:group>
+            <w10:anchorlock/>
+          </v:group>
+        </w:pict>
       </w:r>
     </w:p>
     <w:p>
@@ -2618,9 +2898,6 @@
         </w:rPr>
         <w:sectPr>
           <w:footerReference w:type="default" r:id="rId8"/>
-          <w:headerReference w:type="default" r:id="rId15"/>
-          <w:headerReference w:type="first" r:id="rId16"/>
-          <w:footerReference w:type="first" r:id="rId17"/>
           <w:type w:val="continuous"/>
           <w:pgSz w:w="11910" w:h="16850"/>
           <w:pgMar w:top="1360" w:right="1300" w:bottom="1700" w:left="1220" w:header="720" w:footer="1503" w:gutter="0"/>
@@ -3890,8 +4167,160 @@
         <w:szCs w:val="20"/>
       </w:rPr>
     </w:pPr>
-    <w:r/>
-    <w:r/>
+    <w:r>
+      <w:pict w14:anchorId="0B774C93">
+        <v:shapetype id="_x0000_t202" coordsize="21600,21600" o:spt="202" path="m,l,21600r21600,l21600,xe">
+          <v:stroke joinstyle="miter"/>
+          <v:path gradientshapeok="t" o:connecttype="rect"/>
+        </v:shapetype>
+        <v:shape id="_x0000_s1036" type="#_x0000_t202" style="position:absolute;margin-left:68.85pt;margin-top:761.85pt;width:151.3pt;height:10.5pt;z-index:-12208;mso-position-horizontal-relative:page;mso-position-vertical-relative:page" filled="f" stroked="f">
+          <v:textbox inset="0,0,0,0">
+            <w:txbxContent>
+              <w:p>
+                <w:pPr>
+                  <w:spacing w:line="194" w:lineRule="exact"/>
+                  <w:ind w:left="20"/>
+                  <w:rPr>
+                    <w:rFonts w:ascii="Arial" w:eastAsia="Arial" w:hAnsi="Arial" w:cs="Arial"/>
+                    <w:sz w:val="16"/>
+                    <w:szCs w:val="16"/>
+                  </w:rPr>
+                </w:pPr>
+                <w:r>
+                  <w:rPr>
+                    <w:rFonts w:ascii="Times New Roman" w:hAnsi="Times New Roman"/>
+                    <w:color w:val="444644"/>
+                    <w:w w:val="105"/>
+                    <w:sz w:val="17"/>
+                  </w:rPr>
+                  <w:t xml:space="preserve">© </w:t>
+                </w:r>
+                <w:r>
+                  <w:rPr>
+                    <w:rFonts w:ascii="Arial" w:hAnsi="Arial"/>
+                    <w:color w:val="2D2F2F"/>
+                    <w:w w:val="105"/>
+                    <w:sz w:val="16"/>
+                  </w:rPr>
+                  <w:t>Hak</w:t>
+                </w:r>
+                <w:r>
+                  <w:rPr>
+                    <w:rFonts w:ascii="Arial" w:hAnsi="Arial"/>
+                    <w:color w:val="2D2F2F"/>
+                    <w:spacing w:val="-2"/>
+                    <w:w w:val="105"/>
+                    <w:sz w:val="16"/>
+                  </w:rPr>
+                  <w:t xml:space="preserve"> </w:t>
+                </w:r>
+                <w:r>
+                  <w:rPr>
+                    <w:rFonts w:ascii="Arial" w:hAnsi="Arial"/>
+                    <w:color w:val="2D2F2F"/>
+                    <w:spacing w:val="-1"/>
+                    <w:w w:val="105"/>
+                    <w:sz w:val="16"/>
+                  </w:rPr>
+                  <w:t>Cipta</w:t>
+                </w:r>
+                <w:r>
+                  <w:rPr>
+                    <w:rFonts w:ascii="Arial" w:hAnsi="Arial"/>
+                    <w:color w:val="2D2F2F"/>
+                    <w:w w:val="105"/>
+                    <w:sz w:val="16"/>
+                  </w:rPr>
+                  <w:t xml:space="preserve"> </w:t>
+                </w:r>
+                <w:r>
+                  <w:rPr>
+                    <w:rFonts w:ascii="Arial" w:hAnsi="Arial"/>
+                    <w:color w:val="1C1C1C"/>
+                    <w:w w:val="105"/>
+                    <w:sz w:val="16"/>
+                  </w:rPr>
+                  <w:t>Universiti</w:t>
+                </w:r>
+                <w:r>
+                  <w:rPr>
+                    <w:rFonts w:ascii="Arial" w:hAnsi="Arial"/>
+                    <w:color w:val="1C1C1C"/>
+                    <w:spacing w:val="-3"/>
+                    <w:w w:val="105"/>
+                    <w:sz w:val="16"/>
+                  </w:rPr>
+                  <w:t xml:space="preserve"> </w:t>
+                </w:r>
+                <w:proofErr w:type="spellStart"/>
+                <w:r>
+                  <w:rPr>
+                    <w:rFonts w:ascii="Arial" w:hAnsi="Arial"/>
+                    <w:color w:val="1C1C1C"/>
+                    <w:w w:val="105"/>
+                    <w:sz w:val="16"/>
+                  </w:rPr>
+                  <w:t>Teknologi</w:t>
+                </w:r>
+                <w:proofErr w:type="spellEnd"/>
+                <w:r>
+                  <w:rPr>
+                    <w:rFonts w:ascii="Arial" w:hAnsi="Arial"/>
+                    <w:color w:val="1C1C1C"/>
+                    <w:spacing w:val="3"/>
+                    <w:w w:val="105"/>
+                    <w:sz w:val="16"/>
+                  </w:rPr>
+                  <w:t xml:space="preserve"> </w:t>
+                </w:r>
+                <w:r>
+                  <w:rPr>
+                    <w:rFonts w:ascii="Arial" w:hAnsi="Arial"/>
+                    <w:color w:val="2D2F2F"/>
+                    <w:w w:val="105"/>
+                    <w:sz w:val="16"/>
+                  </w:rPr>
+                  <w:t>MARA</w:t>
+                </w:r>
+              </w:p>
+            </w:txbxContent>
+          </v:textbox>
+          <w10:wrap anchorx="page" anchory="page"/>
+        </v:shape>
+      </w:pict>
+    </w:r>
+    <w:r>
+      <w:pict w14:anchorId="7AC16AF5">
+        <v:shape id="_x0000_s1035" type="#_x0000_t202" style="position:absolute;margin-left:441.8pt;margin-top:761pt;width:77.05pt;height:11.5pt;z-index:-12184;mso-position-horizontal-relative:page;mso-position-vertical-relative:page" filled="f" stroked="f">
+          <v:textbox inset="0,0,0,0">
+            <w:txbxContent>
+              <w:p>
+                <w:pPr>
+                  <w:spacing w:line="214" w:lineRule="exact"/>
+                  <w:ind w:left="20"/>
+                  <w:rPr>
+                    <w:rFonts w:ascii="Arial" w:eastAsia="Arial" w:hAnsi="Arial" w:cs="Arial"/>
+                    <w:sz w:val="19"/>
+                    <w:szCs w:val="19"/>
+                  </w:rPr>
+                </w:pPr>
+                <w:r>
+                  <w:rPr>
+                    <w:rFonts w:ascii="Arial"/>
+                    <w:color w:val="1C1C1C"/>
+                    <w:spacing w:val="-1"/>
+                    <w:w w:val="105"/>
+                    <w:sz w:val="19"/>
+                  </w:rPr>
+                  <w:t>CONFIDENTIAL</w:t>
+                </w:r>
+              </w:p>
+            </w:txbxContent>
+          </v:textbox>
+          <w10:wrap anchorx="page" anchory="page"/>
+        </v:shape>
+      </w:pict>
+    </w:r>
   </w:p>
 </w:ftr>
 </file>
@@ -3906,8 +4335,172 @@
         <w:szCs w:val="20"/>
       </w:rPr>
     </w:pPr>
-    <w:r/>
-    <w:r/>
+    <w:r>
+      <w:pict w14:anchorId="53AF0E0F">
+        <v:shapetype id="_x0000_t202" coordsize="21600,21600" o:spt="202" path="m,l,21600r21600,l21600,xe">
+          <v:stroke joinstyle="miter"/>
+          <v:path gradientshapeok="t" o:connecttype="rect"/>
+        </v:shapetype>
+        <v:shape id="_x0000_s1031" type="#_x0000_t202" style="position:absolute;margin-left:445.4pt;margin-top:757.75pt;width:76pt;height:11.5pt;z-index:-12088;mso-position-horizontal-relative:page;mso-position-vertical-relative:page" filled="f" stroked="f">
+          <v:textbox inset="0,0,0,0">
+            <w:txbxContent>
+              <w:p>
+                <w:pPr>
+                  <w:spacing w:line="214" w:lineRule="exact"/>
+                  <w:ind w:left="20"/>
+                  <w:rPr>
+                    <w:rFonts w:ascii="Arial" w:eastAsia="Arial" w:hAnsi="Arial" w:cs="Arial"/>
+                    <w:sz w:val="19"/>
+                    <w:szCs w:val="19"/>
+                  </w:rPr>
+                </w:pPr>
+                <w:r>
+                  <w:rPr>
+                    <w:rFonts w:ascii="Arial"/>
+                    <w:color w:val="1F2121"/>
+                    <w:spacing w:val="-1"/>
+                    <w:w w:val="105"/>
+                    <w:sz w:val="19"/>
+                  </w:rPr>
+                  <w:t>CONFIDENTIAL</w:t>
+                </w:r>
+              </w:p>
+            </w:txbxContent>
+          </v:textbox>
+          <w10:wrap anchorx="page" anchory="page"/>
+        </v:shape>
+      </w:pict>
+    </w:r>
+    <w:r>
+      <w:pict w14:anchorId="7DBB4AA2">
+        <v:shape id="_x0000_s1030" type="#_x0000_t202" style="position:absolute;margin-left:68.85pt;margin-top:758.95pt;width:152.3pt;height:10pt;z-index:-12064;mso-position-horizontal-relative:page;mso-position-vertical-relative:page" filled="f" stroked="f">
+          <v:textbox inset="0,0,0,0">
+            <w:txbxContent>
+              <w:p>
+                <w:pPr>
+                  <w:spacing w:line="184" w:lineRule="exact"/>
+                  <w:ind w:left="20"/>
+                  <w:rPr>
+                    <w:rFonts w:ascii="Arial" w:eastAsia="Arial" w:hAnsi="Arial" w:cs="Arial"/>
+                    <w:sz w:val="16"/>
+                    <w:szCs w:val="16"/>
+                  </w:rPr>
+                </w:pPr>
+                <w:r>
+                  <w:rPr>
+                    <w:rFonts w:ascii="Arial" w:hAnsi="Arial"/>
+                    <w:color w:val="2F3331"/>
+                    <w:w w:val="105"/>
+                    <w:sz w:val="16"/>
+                  </w:rPr>
+                  <w:t>©</w:t>
+                </w:r>
+                <w:r>
+                  <w:rPr>
+                    <w:rFonts w:ascii="Arial" w:hAnsi="Arial"/>
+                    <w:color w:val="2F3331"/>
+                    <w:spacing w:val="15"/>
+                    <w:w w:val="105"/>
+                    <w:sz w:val="16"/>
+                  </w:rPr>
+                  <w:t xml:space="preserve"> </w:t>
+                </w:r>
+                <w:r>
+                  <w:rPr>
+                    <w:rFonts w:ascii="Arial" w:hAnsi="Arial"/>
+                    <w:color w:val="1F2121"/>
+                    <w:w w:val="105"/>
+                    <w:sz w:val="16"/>
+                  </w:rPr>
+                  <w:t>Hak</w:t>
+                </w:r>
+                <w:r>
+                  <w:rPr>
+                    <w:rFonts w:ascii="Arial" w:hAnsi="Arial"/>
+                    <w:color w:val="1F2121"/>
+                    <w:spacing w:val="20"/>
+                    <w:w w:val="105"/>
+                    <w:sz w:val="16"/>
+                  </w:rPr>
+                  <w:t xml:space="preserve"> </w:t>
+                </w:r>
+                <w:r>
+                  <w:rPr>
+                    <w:rFonts w:ascii="Arial" w:hAnsi="Arial"/>
+                    <w:color w:val="1F2121"/>
+                    <w:spacing w:val="-1"/>
+                    <w:w w:val="105"/>
+                    <w:sz w:val="16"/>
+                  </w:rPr>
+                  <w:t>Cipta</w:t>
+                </w:r>
+                <w:r>
+                  <w:rPr>
+                    <w:rFonts w:ascii="Arial" w:hAnsi="Arial"/>
+                    <w:color w:val="1F2121"/>
+                    <w:spacing w:val="13"/>
+                    <w:w w:val="105"/>
+                    <w:sz w:val="16"/>
+                  </w:rPr>
+                  <w:t xml:space="preserve"> </w:t>
+                </w:r>
+                <w:r>
+                  <w:rPr>
+                    <w:rFonts w:ascii="Arial" w:hAnsi="Arial"/>
+                    <w:color w:val="1F2121"/>
+                    <w:spacing w:val="-2"/>
+                    <w:w w:val="105"/>
+                    <w:sz w:val="16"/>
+                  </w:rPr>
+                  <w:t>Universiti</w:t>
+                </w:r>
+                <w:r>
+                  <w:rPr>
+                    <w:rFonts w:ascii="Arial" w:hAnsi="Arial"/>
+                    <w:color w:val="1F2121"/>
+                    <w:spacing w:val="-3"/>
+                    <w:w w:val="105"/>
+                    <w:sz w:val="16"/>
+                  </w:rPr>
+                  <w:t xml:space="preserve"> </w:t>
+                </w:r>
+                <w:proofErr w:type="spellStart"/>
+                <w:r>
+                  <w:rPr>
+                    <w:rFonts w:ascii="Arial" w:hAnsi="Arial"/>
+                    <w:color w:val="2F3331"/>
+                    <w:w w:val="105"/>
+                    <w:sz w:val="16"/>
+                  </w:rPr>
+                  <w:t>Teknologi</w:t>
+                </w:r>
+                <w:proofErr w:type="spellEnd"/>
+                <w:r>
+                  <w:rPr>
+                    <w:rFonts w:ascii="Arial" w:hAnsi="Arial"/>
+                    <w:color w:val="2F3331"/>
+                    <w:spacing w:val="11"/>
+                    <w:w w:val="105"/>
+                    <w:sz w:val="16"/>
+                  </w:rPr>
+                  <w:t xml:space="preserve"> </w:t>
+                </w:r>
+                <w:r>
+                  <w:rPr>
+                    <w:rFonts w:ascii="Arial" w:hAnsi="Arial"/>
+                    <w:color w:val="2F3331"/>
+                    <w:w w:val="105"/>
+                    <w:sz w:val="16"/>
+                  </w:rPr>
+                  <w:t>MARA</w:t>
+                </w:r>
+              </w:p>
+            </w:txbxContent>
+          </v:textbox>
+          <w10:wrap anchorx="page" anchory="page"/>
+        </v:shape>
+      </w:pict>
+    </w:r>
   </w:p>
 </w:ftr>
 </file>
@@ -4098,16 +4691,6 @@
 </w:ftr>
 </file>
 
-<file path=word/footer4.xml><?xml version="1.0" encoding="utf-8"?>
-<w:ftr xmlns:m="http://schemas.openxmlformats.org/officeDocument/2006/math" xmlns:mc="http://schemas.openxmlformats.org/markup-compatibility/2006" xmlns:mo="http://schemas.microsoft.com/office/mac/office/2008/main" xmlns:mv="urn:schemas-microsoft-com:mac:vml" xmlns:o="urn:schemas-microsoft-com:office:office" xmlns:r="http://schemas.openxmlformats.org/officeDocument/2006/relationships" xmlns:v="urn:schemas-microsoft-com:vml" xmlns:w10="urn:schemas-microsoft-com:office:word" xmlns:w14="http://schemas.microsoft.com/office/word/2010/wordml" xmlns:w="http://schemas.openxmlformats.org/wordprocessingml/2006/main" xmlns:wne="http://schemas.microsoft.com/office/word/2006/wordml" xmlns:wp14="http://schemas.microsoft.com/office/word/2010/wordprocessingDrawing" xmlns:wp="http://schemas.openxmlformats.org/drawingml/2006/wordprocessingDrawing" xmlns:wpc="http://schemas.microsoft.com/office/word/2010/wordprocessingCanvas" xmlns:wpg="http://schemas.microsoft.com/office/word/2010/wordprocessingGroup" xmlns:wpi="http://schemas.microsoft.com/office/word/2010/wordprocessingInk" xmlns:wps="http://schemas.microsoft.com/office/word/2010/wordprocessingShape" mc:Ignorable="w14 wp14">
-  <w:p>
-    <w:pPr>
-      <w:pStyle w:val="Footer"/>
-    </w:pPr>
-  </w:p>
-</w:ftr>
-</file>
-
 <file path=word/footnotes.xml><?xml version="1.0" encoding="utf-8"?>
 <w:footnotes xmlns:wpc="http://schemas.microsoft.com/office/word/2010/wordprocessingCanvas" xmlns:cx="http://schemas.microsoft.com/office/drawing/2014/chartex" xmlns:cx1="http://schemas.microsoft.com/office/drawing/2015/9/8/chartex" xmlns:cx2="http://schemas.microsoft.com/office/drawing/2015/10/21/chartex" xmlns:cx3="http://schemas.microsoft.com/office/drawing/2016/5/9/chartex" xmlns:cx4="http://schemas.microsoft.com/office/drawing/2016/5/10/chartex" xmlns:cx5="http://schemas.microsoft.com/office/drawing/2016/5/11/chartex" xmlns:cx6="http://schemas.microsoft.com/office/drawing/2016/5/12/chartex" xmlns:cx7="http://schemas.microsoft.com/office/drawing/2016/5/13/chartex" xmlns:cx8="http://schemas.microsoft.com/office/drawing/2016/5/14/chartex" xmlns:mc="http://schemas.openxmlformats.org/markup-compatibility/2006" xmlns:aink="http://schemas.microsoft.com/office/drawing/2016/ink" xmlns:am3d="http://schemas.microsoft.com/office/drawing/2017/model3d" xmlns:o="urn:schemas-microsoft-com:office:office" xmlns:oel="http://schemas.microsoft.com/office/2019/extlst" xmlns:r="http://schemas.openxmlformats.org/officeDocument/2006/relationships" xmlns:m="http://schemas.openxmlformats.org/officeDocument/2006/math" xmlns:v="urn:schemas-microsoft-com:vml" xmlns:wp14="http://schemas.microsoft.com/office/word/2010/wordprocessingDrawing" xmlns:wp="http://schemas.openxmlformats.org/drawingml/2006/wordprocessingDrawing" xmlns:w10="urn:schemas-microsoft-com:office:word" xmlns:w="http://schemas.openxmlformats.org/wordprocessingml/2006/main" xmlns:w14="http://schemas.microsoft.com/office/word/2010/wordml" xmlns:w15="http://schemas.microsoft.com/office/word/2012/wordml" xmlns:w16cex="http://schemas.microsoft.com/office/word/2018/wordml/cex" xmlns:w16cid="http://schemas.microsoft.com/office/word/2016/wordml/cid" xmlns:w16="http://schemas.microsoft.com/office/word/2018/wordml" xmlns:w16du="http://schemas.microsoft.com/office/word/2023/wordml/word16du" xmlns:w16sdtdh="http://schemas.microsoft.com/office/word/2020/wordml/sdtdatahash" xmlns:w16sdtfl="http://schemas.microsoft.com/office/word/2024/wordml/sdtformatlock" xmlns:w16se="http://schemas.microsoft.com/office/word/2015/wordml/symex" xmlns:wpg="http://schemas.microsoft.com/office/word/2010/wordprocessingGroup" xmlns:wpi="http://schemas.microsoft.com/office/word/2010/wordprocessingInk" xmlns:wne="http://schemas.microsoft.com/office/word/2006/wordml" xmlns:wps="http://schemas.microsoft.com/office/word/2010/wordprocessingShape" mc:Ignorable="w14 w15 w16se w16cid w16 w16cex w16sdtdh w16sdtfl w16du wp14">
   <w:footnote w:type="separator" w:id="-1">
@@ -4137,9 +4720,140 @@
         <w:szCs w:val="20"/>
       </w:rPr>
     </w:pPr>
-    <w:r/>
-    <w:r/>
-    <w:r/>
+    <w:r>
+      <w:pict w14:anchorId="693124C0">
+        <v:shapetype id="_x0000_t202" coordsize="21600,21600" o:spt="202" path="m,l,21600r21600,l21600,xe">
+          <v:stroke joinstyle="miter"/>
+          <v:path gradientshapeok="t" o:connecttype="rect"/>
+        </v:shapetype>
+        <v:shape id="_x0000_s1034" type="#_x0000_t202" style="position:absolute;margin-left:72.8pt;margin-top:70.1pt;width:75.2pt;height:12pt;z-index:-12160;mso-position-horizontal-relative:page;mso-position-vertical-relative:page" filled="f" stroked="f">
+          <v:textbox inset="0,0,0,0">
+            <w:txbxContent>
+              <w:p>
+                <w:pPr>
+                  <w:spacing w:line="224" w:lineRule="exact"/>
+                  <w:ind w:left="20"/>
+                  <w:rPr>
+                    <w:rFonts w:ascii="Arial" w:eastAsia="Arial" w:hAnsi="Arial" w:cs="Arial"/>
+                    <w:sz w:val="20"/>
+                    <w:szCs w:val="20"/>
+                  </w:rPr>
+                </w:pPr>
+                <w:r>
+                  <w:rPr>
+                    <w:rFonts w:ascii="Arial"/>
+                    <w:color w:val="282A2A"/>
+                    <w:spacing w:val="-3"/>
+                    <w:sz w:val="20"/>
+                  </w:rPr>
+                  <w:t>CONFIDENTIAL</w:t>
+                </w:r>
+                <w:r>
+                  <w:rPr>
+                    <w:rFonts w:ascii="Arial"/>
+                    <w:color w:val="282A2A"/>
+                    <w:spacing w:val="-2"/>
+                    <w:sz w:val="20"/>
+                  </w:rPr>
+                  <w:t/>
+                </w:r>
+              </w:p>
+            </w:txbxContent>
+          </v:textbox>
+          <w10:wrap anchorx="page" anchory="page"/>
+        </v:shape>
+      </w:pict>
+    </w:r>
+    <w:r>
+      <w:pict w14:anchorId="1D5BBB62">
+        <v:shape id="_x0000_s1033" type="#_x0000_t202" style="position:absolute;margin-left:296.45pt;margin-top:69.05pt;width:11.55pt;height:14.7pt;z-index:-12136;mso-position-horizontal-relative:page;mso-position-vertical-relative:page" filled="f" stroked="f">
+          <v:textbox inset="0,0,0,0">
+            <w:txbxContent>
+              <w:p>
+                <w:pPr>
+                  <w:spacing w:before="16"/>
+                  <w:ind w:left="68"/>
+                  <w:rPr>
+                    <w:rFonts w:ascii="Times New Roman" w:eastAsia="Times New Roman" w:hAnsi="Times New Roman" w:cs="Times New Roman"/>
+                    <w:sz w:val="20"/>
+                    <w:szCs w:val="20"/>
+                  </w:rPr>
+                </w:pPr>
+                <w:r>
+                  <w:fldChar w:fldCharType="begin"/>
+                </w:r>
+                <w:r>
+                  <w:rPr>
+                    <w:rFonts w:ascii="Times New Roman"/>
+                    <w:color w:val="282A2A"/>
+                    <w:w w:val="120"/>
+                    <w:sz w:val="20"/>
+                  </w:rPr>
+                  <w:instrText xml:space="preserve"> PAGE </w:instrText>
+                </w:r>
+                <w:r>
+                  <w:fldChar w:fldCharType="separate"/>
+                </w:r>
+                <w:r>
+                  <w:t>3</w:t>
+                </w:r>
+                <w:r>
+                  <w:fldChar w:fldCharType="end"/>
+                </w:r>
+              </w:p>
+            </w:txbxContent>
+          </v:textbox>
+          <w10:wrap anchorx="page" anchory="page"/>
+        </v:shape>
+      </w:pict>
+    </w:r>
+    <w:r>
+      <w:pict w14:anchorId="63306C13">
+        <v:shape id="_x0000_s1032" type="#_x0000_t202" style="position:absolute;margin-left:379.40pt;margin-top:70.1pt;width:145.00pt;height:12pt;z-index:-12112;mso-position-horizontal-relative:page;mso-position-vertical-relative:page" filled="f" stroked="f">
+          <v:textbox inset="0,0,0,0">
+            <w:txbxContent>
+              <w:p>
+                <w:pPr>
+                  <w:spacing w:line="224" w:lineRule="exact"/>
+                  <w:ind w:left="20"/>
+                  <w:rPr>
+                    <w:rFonts w:ascii="Arial" w:eastAsia="Arial" w:hAnsi="Arial" w:cs="Arial"/>
+                    <w:sz w:val="20"/>
+                    <w:szCs w:val="20"/>
+                  </w:rPr>
+                </w:pPr>
+                <w:r>
+                  <w:rPr>
+                    <w:rFonts w:ascii="Arial"/>
+                    <w:color w:val="282A2A"/>
+                    <w:sz w:val="20"/>
+                  </w:rPr>
+                  <w:t>CS/MOCK OCT</w:t>
+                </w:r>
+                <w:r>
+                  <w:rPr>
+                    <w:rFonts w:ascii="Arial"/>
+                    <w:color w:val="282A2A"/>
+                    <w:spacing w:val="-24"/>
+                    <w:sz w:val="20"/>
+                  </w:rPr>
+                  <w:t xml:space="preserve"> </w:t>
+                </w:r>
+                <w:r>
+                  <w:rPr>
+                    <w:rFonts w:ascii="Arial"/>
+                    <w:color w:val="282A2A"/>
+                    <w:sz w:val="20"/>
+                  </w:rPr>
+                  <w:t>2026/CSC662</w:t>
+                </w:r>
+              </w:p>
+            </w:txbxContent>
+          </v:textbox>
+          <w10:wrap anchorx="page" anchory="page"/>
+        </v:shape>
+      </w:pict>
+    </w:r>
   </w:p>
 </w:hdr>
 </file>
@@ -4293,26 +5007,6 @@
         </v:shape>
       </w:pict>
     </w:r>
-  </w:p>
-</w:hdr>
-</file>
-
-<file path=word/header3.xml><?xml version="1.0" encoding="utf-8"?>
-<w:hdr xmlns:m="http://schemas.openxmlformats.org/officeDocument/2006/math" xmlns:mc="http://schemas.openxmlformats.org/markup-compatibility/2006" xmlns:mo="http://schemas.microsoft.com/office/mac/office/2008/main" xmlns:mv="urn:schemas-microsoft-com:mac:vml" xmlns:o="urn:schemas-microsoft-com:office:office" xmlns:r="http://schemas.openxmlformats.org/officeDocument/2006/relationships" xmlns:v="urn:schemas-microsoft-com:vml" xmlns:w10="urn:schemas-microsoft-com:office:word" xmlns:w14="http://schemas.microsoft.com/office/word/2010/wordml" xmlns:w="http://schemas.openxmlformats.org/wordprocessingml/2006/main" xmlns:wne="http://schemas.microsoft.com/office/word/2006/wordml" xmlns:wp14="http://schemas.microsoft.com/office/word/2010/wordprocessingDrawing" xmlns:wp="http://schemas.openxmlformats.org/drawingml/2006/wordprocessingDrawing" xmlns:wpc="http://schemas.microsoft.com/office/word/2010/wordprocessingCanvas" xmlns:wpg="http://schemas.microsoft.com/office/word/2010/wordprocessingGroup" xmlns:wpi="http://schemas.microsoft.com/office/word/2010/wordprocessingInk" xmlns:wps="http://schemas.microsoft.com/office/word/2010/wordprocessingShape" mc:Ignorable="w14 wp14">
-  <w:p>
-    <w:pPr>
-      <w:pStyle w:val="Header"/>
-    </w:pPr>
-  </w:p>
-</w:hdr>
-</file>
-
-<file path=word/header4.xml><?xml version="1.0" encoding="utf-8"?>
-<w:hdr xmlns:m="http://schemas.openxmlformats.org/officeDocument/2006/math" xmlns:mc="http://schemas.openxmlformats.org/markup-compatibility/2006" xmlns:mo="http://schemas.microsoft.com/office/mac/office/2008/main" xmlns:mv="urn:schemas-microsoft-com:mac:vml" xmlns:o="urn:schemas-microsoft-com:office:office" xmlns:r="http://schemas.openxmlformats.org/officeDocument/2006/relationships" xmlns:v="urn:schemas-microsoft-com:vml" xmlns:w10="urn:schemas-microsoft-com:office:word" xmlns:w14="http://schemas.microsoft.com/office/word/2010/wordml" xmlns:w="http://schemas.openxmlformats.org/wordprocessingml/2006/main" xmlns:wne="http://schemas.microsoft.com/office/word/2006/wordml" xmlns:wp14="http://schemas.microsoft.com/office/word/2010/wordprocessingDrawing" xmlns:wp="http://schemas.openxmlformats.org/drawingml/2006/wordprocessingDrawing" xmlns:wpc="http://schemas.microsoft.com/office/word/2010/wordprocessingCanvas" xmlns:wpg="http://schemas.microsoft.com/office/word/2010/wordprocessingGroup" xmlns:wpi="http://schemas.microsoft.com/office/word/2010/wordprocessingInk" xmlns:wps="http://schemas.microsoft.com/office/word/2010/wordprocessingShape" mc:Ignorable="w14 wp14">
-  <w:p>
-    <w:pPr>
-      <w:pStyle w:val="Header"/>
-    </w:pPr>
   </w:p>
 </w:hdr>
 </file>
